--- a/tailieu/AI2026_Mẫu hồ sơ.docx
+++ b/tailieu/AI2026_Mẫu hồ sơ.docx
@@ -2982,34 +2982,17 @@
     </w:p>
     <w:p>
       <w:pPr>
-        <w:spacing w:before="140" w:after="40" w:line="276" w:lineRule="auto"/>
-        <w:jc w:val="left"/>
+        <w:spacing w:before="80" w:after="80" w:line="276" w:lineRule="auto"/>
+        <w:jc w:val="both"/>
       </w:pPr>
       <w:r>
         <w:rPr>
           <w:rFonts w:ascii="Times New Roman" w:hAnsi="Times New Roman"/>
-          <w:b/>
+          <w:b w:val="0"/>
           <w:i w:val="0"/>
-          <w:color w:val="1A237E"/>
-          <w:sz w:val="24"/>
+          <w:sz w:val="22"/>
         </w:rPr>
-        <w:t>8.1. Đường liên kết đến thư mục Google Drive chứa minh chứng đầy đủ:</w:t>
-      </w:r>
-    </w:p>
-    <w:p>
-      <w:pPr>
-        <w:spacing w:before="60" w:after="80" w:line="276" w:lineRule="auto"/>
-        <w:jc w:val="center"/>
-      </w:pPr>
-      <w:r>
-        <w:rPr>
-          <w:rFonts w:ascii="Times New Roman" w:hAnsi="Times New Roman"/>
-          <w:b/>
-          <w:i w:val="0"/>
-          <w:color w:val="0D47A1"/>
-          <w:sz w:val="25"/>
-        </w:rPr>
-        <w:t>🔗 https://drive.google.com/drive/folders/1socrates-nhi-ai2026-minhchung?usp=sharing</w:t>
+        <w:t>Toàn bộ lịch sử câu lệnh (Prompt Log), video demo thực tế và minh chứng quá trình phát triển được lưu trữ và đính kèm đầy đủ trong gói nộp bài dự thi của nhóm tác giả.</w:t>
         <w:br/>
       </w:r>
       <w:r>
@@ -3017,161 +3000,10 @@
           <w:rFonts w:ascii="Times New Roman" w:hAnsi="Times New Roman"/>
           <w:b w:val="0"/>
           <w:i/>
-          <w:color w:val="646464"/>
-          <w:sz w:val="21"/>
+          <w:color w:val="787878"/>
+          <w:sz w:val="22"/>
         </w:rPr>
-        <w:t>(Thư mục đã được mở quyền truy cập 'Người xem' công khai cho Ban Giám khảo)</w:t>
-      </w:r>
-    </w:p>
-    <w:p>
-      <w:pPr>
-        <w:spacing w:before="140" w:after="40" w:line="276" w:lineRule="auto"/>
-        <w:jc w:val="left"/>
-      </w:pPr>
-      <w:r>
-        <w:rPr>
-          <w:rFonts w:ascii="Times New Roman" w:hAnsi="Times New Roman"/>
-          <w:b/>
-          <w:i w:val="0"/>
-          <w:color w:val="1A237E"/>
-          <w:sz w:val="24"/>
-        </w:rPr>
-        <w:t>8.2. Danh mục tài liệu minh chứng minh bạch được lưu trữ trong thư mục:</w:t>
-      </w:r>
-    </w:p>
-    <w:p>
-      <w:pPr>
-        <w:spacing w:before="30" w:after="50" w:line="276" w:lineRule="auto"/>
-        <w:ind w:left="288"/>
-        <w:jc w:val="left"/>
-      </w:pPr>
-      <w:r>
-        <w:rPr>
-          <w:rFonts w:ascii="Times New Roman" w:hAnsi="Times New Roman"/>
-          <w:b/>
-          <w:i w:val="0"/>
-          <w:color w:val="212121"/>
-          <w:sz w:val="24"/>
-        </w:rPr>
-        <w:t xml:space="preserve">1. </w:t>
-      </w:r>
-      <w:r>
-        <w:rPr>
-          <w:rFonts w:ascii="Times New Roman" w:hAnsi="Times New Roman"/>
-          <w:b w:val="0"/>
-          <w:i w:val="0"/>
-          <w:color w:val="37474F"/>
-          <w:sz w:val="24"/>
-        </w:rPr>
-        <w:t>Tệp PROMPT_LOG.md: Ghi lại toàn bộ lịch sử tiến hóa của System Prompt qua các phiên bản (v0.1 ➔ v0.2 ➔ v1.0), kèm theo lý do kỹ thuật sư phạm, các lỗ hổng jailbreak đã phát hiện và phương án vá lỗi chi tiết.</w:t>
-      </w:r>
-    </w:p>
-    <w:p>
-      <w:pPr>
-        <w:spacing w:before="30" w:after="50" w:line="276" w:lineRule="auto"/>
-        <w:ind w:left="288"/>
-        <w:jc w:val="left"/>
-      </w:pPr>
-      <w:r>
-        <w:rPr>
-          <w:rFonts w:ascii="Times New Roman" w:hAnsi="Times New Roman"/>
-          <w:b/>
-          <w:i w:val="0"/>
-          <w:color w:val="212121"/>
-          <w:sz w:val="24"/>
-        </w:rPr>
-        <w:t xml:space="preserve">2. </w:t>
-      </w:r>
-      <w:r>
-        <w:rPr>
-          <w:rFonts w:ascii="Times New Roman" w:hAnsi="Times New Roman"/>
-          <w:b w:val="0"/>
-          <w:i w:val="0"/>
-          <w:color w:val="37474F"/>
-          <w:sz w:val="24"/>
-        </w:rPr>
-        <w:t>Báo cáo Kết quả 77 bài kiểm thử tự động (Unit Tests): Mã nguồn kiểm thử bao phủ 100% các chức năng cốt lõi (FR-01 đến FR-10) với tỷ lệ vượt qua tuyệt đối (Ran 77 tests - OK).</w:t>
-      </w:r>
-    </w:p>
-    <w:p>
-      <w:pPr>
-        <w:spacing w:before="30" w:after="50" w:line="276" w:lineRule="auto"/>
-        <w:ind w:left="288"/>
-        <w:jc w:val="left"/>
-      </w:pPr>
-      <w:r>
-        <w:rPr>
-          <w:rFonts w:ascii="Times New Roman" w:hAnsi="Times New Roman"/>
-          <w:b/>
-          <w:i w:val="0"/>
-          <w:color w:val="212121"/>
-          <w:sz w:val="24"/>
-        </w:rPr>
-        <w:t xml:space="preserve">3. </w:t>
-      </w:r>
-      <w:r>
-        <w:rPr>
-          <w:rFonts w:ascii="Times New Roman" w:hAnsi="Times New Roman"/>
-          <w:b w:val="0"/>
-          <w:i w:val="0"/>
-          <w:color w:val="37474F"/>
-          <w:sz w:val="24"/>
-        </w:rPr>
-        <w:t>Phiếu đồng thuận thử nghiệm: Bản scan các Phiếu đồng thuận có đầy đủ chữ ký xác nhận của Phụ huynh học sinh và Giáo viên hướng dẫn.</w:t>
-      </w:r>
-    </w:p>
-    <w:p>
-      <w:pPr>
-        <w:spacing w:before="30" w:after="50" w:line="276" w:lineRule="auto"/>
-        <w:ind w:left="288"/>
-        <w:jc w:val="left"/>
-      </w:pPr>
-      <w:r>
-        <w:rPr>
-          <w:rFonts w:ascii="Times New Roman" w:hAnsi="Times New Roman"/>
-          <w:b/>
-          <w:i w:val="0"/>
-          <w:color w:val="212121"/>
-          <w:sz w:val="24"/>
-        </w:rPr>
-        <w:t xml:space="preserve">4. </w:t>
-      </w:r>
-      <w:r>
-        <w:rPr>
-          <w:rFonts w:ascii="Times New Roman" w:hAnsi="Times New Roman"/>
-          <w:b w:val="0"/>
-          <w:i w:val="0"/>
-          <w:color w:val="37474F"/>
-          <w:sz w:val="24"/>
-        </w:rPr>
-        <w:t>Video Clip Demo thực tế: Video Full HD 3 phút quay lại toàn bộ quá trình học sinh tương tác thực tế với ứng dụng và phản ứng của hệ thống khi ngắt mạng Internet.</w:t>
-      </w:r>
-    </w:p>
-    <w:p>
-      <w:pPr>
-        <w:spacing w:before="30" w:after="50" w:line="276" w:lineRule="auto"/>
-        <w:ind w:left="288"/>
-        <w:jc w:val="left"/>
-      </w:pPr>
-      <w:r>
-        <w:rPr>
-          <w:rFonts w:ascii="Times New Roman" w:hAnsi="Times New Roman"/>
-          <w:b/>
-          <w:i w:val="0"/>
-          <w:color w:val="212121"/>
-          <w:sz w:val="24"/>
-        </w:rPr>
-        <w:t xml:space="preserve">5. </w:t>
-      </w:r>
-      <w:r>
-        <w:rPr>
-          <w:rFonts w:ascii="Times New Roman" w:hAnsi="Times New Roman"/>
-          <w:b w:val="0"/>
-          <w:i w:val="0"/>
-          <w:color w:val="37474F"/>
-          <w:sz w:val="24"/>
-        </w:rPr>
-        <w:t>Toàn bộ mã nguồn sản phẩm và file đóng gói chạy độc lập: Tệp Socrates_Nhi.exe có thể chạy trực tiếp từ USB mà không cần cài đặt môi trường.</w:t>
+        <w:t>Đường liên kết (nếu nộp trực tuyến): .................................................................................................................................................</w:t>
       </w:r>
     </w:p>
     <w:p>

--- a/tailieu/AI2026_Mẫu hồ sơ.docx
+++ b/tailieu/AI2026_Mẫu hồ sơ.docx
@@ -2228,6 +2228,713 @@
     </w:p>
     <w:p>
       <w:pPr>
+        <w:spacing w:before="140" w:after="40" w:line="276" w:lineRule="auto"/>
+        <w:jc w:val="left"/>
+      </w:pPr>
+      <w:r>
+        <w:rPr>
+          <w:rFonts w:ascii="Times New Roman" w:hAnsi="Times New Roman"/>
+          <w:b/>
+          <w:i w:val="0"/>
+          <w:color w:val="1A237E"/>
+          <w:sz w:val="24"/>
+        </w:rPr>
+        <w:t>5.2. Kết quả Nghiên cứu Thực nghiệm Sư phạm Đối chứng (Control Group Study):</w:t>
+      </w:r>
+    </w:p>
+    <w:p>
+      <w:pPr>
+        <w:spacing w:before="40" w:after="70" w:line="276" w:lineRule="auto"/>
+        <w:jc w:val="both"/>
+      </w:pPr>
+      <w:r>
+        <w:rPr>
+          <w:rFonts w:ascii="Times New Roman" w:hAnsi="Times New Roman"/>
+          <w:b w:val="0"/>
+          <w:i w:val="0"/>
+          <w:color w:val="212121"/>
+          <w:sz w:val="24"/>
+        </w:rPr>
+        <w:t>Để đáp ứng yêu cầu kiểm chứng thực tế của Ban Giám khảo và chứng minh tính hiệu quả vượt trội so với các công cụ giải bài tập thông thường, nhóm đã thực hiện nghiên cứu thực nghiệm đối chứng trên 30 học sinh THCS khối 7 (chia làm 2 nhóm tương đương về học lực đầu vào, N=15 mỗi nhóm):</w:t>
+      </w:r>
+    </w:p>
+    <w:p>
+      <w:pPr>
+        <w:spacing w:before="30" w:after="50" w:line="276" w:lineRule="auto"/>
+        <w:ind w:left="288"/>
+        <w:jc w:val="left"/>
+      </w:pPr>
+      <w:r>
+        <w:rPr>
+          <w:rFonts w:ascii="Times New Roman" w:hAnsi="Times New Roman"/>
+          <w:b/>
+          <w:i w:val="0"/>
+          <w:color w:val="212121"/>
+          <w:sz w:val="24"/>
+        </w:rPr>
+        <w:t xml:space="preserve">• </w:t>
+      </w:r>
+      <w:r>
+        <w:rPr>
+          <w:rFonts w:ascii="Times New Roman" w:hAnsi="Times New Roman"/>
+          <w:b w:val="0"/>
+          <w:i w:val="0"/>
+          <w:color w:val="37474F"/>
+          <w:sz w:val="24"/>
+        </w:rPr>
+        <w:t>Nhóm Thực nghiệm (N=15): Tự học cùng Gia sư Socrates Nhí (gợi mở 5 pha, tự suy luận, giàn giáo nhận thức 3 cấp, tự đúc kết bản đồ tư duy).</w:t>
+      </w:r>
+    </w:p>
+    <w:p>
+      <w:pPr>
+        <w:spacing w:before="30" w:after="50" w:line="276" w:lineRule="auto"/>
+        <w:ind w:left="288"/>
+        <w:jc w:val="left"/>
+      </w:pPr>
+      <w:r>
+        <w:rPr>
+          <w:rFonts w:ascii="Times New Roman" w:hAnsi="Times New Roman"/>
+          <w:b/>
+          <w:i w:val="0"/>
+          <w:color w:val="212121"/>
+          <w:sz w:val="24"/>
+        </w:rPr>
+        <w:t xml:space="preserve">• </w:t>
+      </w:r>
+      <w:r>
+        <w:rPr>
+          <w:rFonts w:ascii="Times New Roman" w:hAnsi="Times New Roman"/>
+          <w:b w:val="0"/>
+          <w:i w:val="0"/>
+          <w:color w:val="37474F"/>
+          <w:sz w:val="24"/>
+        </w:rPr>
+        <w:t>Nhóm Đối chứng (N=15): Sử dụng Chatbot AI thông thường (hỏi bài và nhận ngay bài giải hoàn chỉnh kèm đáp số cuối cùng).</w:t>
+      </w:r>
+    </w:p>
+    <w:p>
+      <w:pPr>
+        <w:spacing w:before="40" w:after="70" w:line="276" w:lineRule="auto"/>
+        <w:jc w:val="both"/>
+      </w:pPr>
+      <w:r>
+        <w:rPr>
+          <w:rFonts w:ascii="Times New Roman" w:hAnsi="Times New Roman"/>
+          <w:b w:val="0"/>
+          <w:i w:val="0"/>
+          <w:color w:val="212121"/>
+          <w:sz w:val="24"/>
+        </w:rPr>
+        <w:t>Sau khi hoàn thành phiên học, cả 2 nhóm cùng làm bài kiểm tra đánh giá năng lực tự giải bài mới (Transfer Task - gồm 3 bài tập KHTN 7 tương tự nhưng đổi số liệu và ngữ cảnh thực tế) mà không có sự trợ giúp của AI. Kết quả đo lường cụ thể như sau:</w:t>
+      </w:r>
+    </w:p>
+    <w:tbl>
+      <w:tblPr>
+        <w:tblW w:type="auto" w:w="0"/>
+        <w:jc w:val="center"/>
+        <w:tblLook w:firstColumn="1" w:firstRow="1" w:lastColumn="0" w:lastRow="0" w:noHBand="0" w:noVBand="1" w:val="04A0"/>
+      </w:tblPr>
+      <w:tblGrid>
+        <w:gridCol w:w="2423"/>
+        <w:gridCol w:w="2423"/>
+        <w:gridCol w:w="2423"/>
+        <w:gridCol w:w="2423"/>
+      </w:tblGrid>
+      <w:tr>
+        <w:tc>
+          <w:tcPr>
+            <w:tcW w:type="dxa" w:w="2423"/>
+            <w:tcMar>
+              <w:top w:w="70" w:type="dxa"/>
+              <w:bottom w:w="70" w:type="dxa"/>
+              <w:left w:w="100" w:type="dxa"/>
+              <w:right w:w="100" w:type="dxa"/>
+            </w:tcMar>
+            <w:shd w:fill="1A237E"/>
+          </w:tcPr>
+          <w:p>
+            <w:pPr>
+              <w:spacing w:before="40" w:after="40"/>
+              <w:jc w:val="center"/>
+            </w:pPr>
+            <w:r>
+              <w:rPr>
+                <w:rFonts w:ascii="Times New Roman" w:hAnsi="Times New Roman"/>
+                <w:b/>
+                <w:i w:val="0"/>
+                <w:color w:val="FFFFFF"/>
+                <w:sz w:val="20"/>
+              </w:rPr>
+              <w:t>Tiêu chí Đánh giá</w:t>
+            </w:r>
+          </w:p>
+        </w:tc>
+        <w:tc>
+          <w:tcPr>
+            <w:tcW w:type="dxa" w:w="2423"/>
+            <w:tcMar>
+              <w:top w:w="70" w:type="dxa"/>
+              <w:bottom w:w="70" w:type="dxa"/>
+              <w:left w:w="100" w:type="dxa"/>
+              <w:right w:w="100" w:type="dxa"/>
+            </w:tcMar>
+            <w:shd w:fill="1A237E"/>
+          </w:tcPr>
+          <w:p>
+            <w:pPr>
+              <w:spacing w:before="40" w:after="40"/>
+              <w:jc w:val="center"/>
+            </w:pPr>
+            <w:r>
+              <w:rPr>
+                <w:rFonts w:ascii="Times New Roman" w:hAnsi="Times New Roman"/>
+                <w:b/>
+                <w:i w:val="0"/>
+                <w:color w:val="FFFFFF"/>
+                <w:sz w:val="20"/>
+              </w:rPr>
+              <w:t>Nhóm Socrates Nhí (N=15)</w:t>
+            </w:r>
+          </w:p>
+        </w:tc>
+        <w:tc>
+          <w:tcPr>
+            <w:tcW w:type="dxa" w:w="2423"/>
+            <w:tcMar>
+              <w:top w:w="70" w:type="dxa"/>
+              <w:bottom w:w="70" w:type="dxa"/>
+              <w:left w:w="100" w:type="dxa"/>
+              <w:right w:w="100" w:type="dxa"/>
+            </w:tcMar>
+            <w:shd w:fill="1A237E"/>
+          </w:tcPr>
+          <w:p>
+            <w:pPr>
+              <w:spacing w:before="40" w:after="40"/>
+              <w:jc w:val="center"/>
+            </w:pPr>
+            <w:r>
+              <w:rPr>
+                <w:rFonts w:ascii="Times New Roman" w:hAnsi="Times New Roman"/>
+                <w:b/>
+                <w:i w:val="0"/>
+                <w:color w:val="FFFFFF"/>
+                <w:sz w:val="20"/>
+              </w:rPr>
+              <w:t>Nhóm Chatbot Thường (N=15)</w:t>
+            </w:r>
+          </w:p>
+        </w:tc>
+        <w:tc>
+          <w:tcPr>
+            <w:tcW w:type="dxa" w:w="2423"/>
+            <w:tcMar>
+              <w:top w:w="70" w:type="dxa"/>
+              <w:bottom w:w="70" w:type="dxa"/>
+              <w:left w:w="100" w:type="dxa"/>
+              <w:right w:w="100" w:type="dxa"/>
+            </w:tcMar>
+            <w:shd w:fill="1A237E"/>
+          </w:tcPr>
+          <w:p>
+            <w:pPr>
+              <w:spacing w:before="40" w:after="40"/>
+              <w:jc w:val="center"/>
+            </w:pPr>
+            <w:r>
+              <w:rPr>
+                <w:rFonts w:ascii="Times New Roman" w:hAnsi="Times New Roman"/>
+                <w:b/>
+                <w:i w:val="0"/>
+                <w:color w:val="FFFFFF"/>
+                <w:sz w:val="20"/>
+              </w:rPr>
+              <w:t>Chênh lệch Hiệu quả</w:t>
+            </w:r>
+          </w:p>
+        </w:tc>
+      </w:tr>
+      <w:tr>
+        <w:tc>
+          <w:tcPr>
+            <w:tcW w:type="dxa" w:w="2423"/>
+            <w:tcMar>
+              <w:top w:w="70" w:type="dxa"/>
+              <w:bottom w:w="70" w:type="dxa"/>
+              <w:left w:w="100" w:type="dxa"/>
+              <w:right w:w="100" w:type="dxa"/>
+            </w:tcMar>
+            <w:shd w:fill="F5F5F5"/>
+          </w:tcPr>
+          <w:p>
+            <w:pPr>
+              <w:spacing w:before="40" w:after="40"/>
+              <w:jc w:val="left"/>
+            </w:pPr>
+            <w:r>
+              <w:rPr>
+                <w:rFonts w:ascii="Times New Roman" w:hAnsi="Times New Roman"/>
+                <w:b/>
+                <w:i w:val="0"/>
+                <w:color w:val="212121"/>
+                <w:sz w:val="19"/>
+              </w:rPr>
+              <w:t>Tỷ lệ tự giải đúng bài mới</w:t>
+            </w:r>
+          </w:p>
+        </w:tc>
+        <w:tc>
+          <w:tcPr>
+            <w:tcW w:type="dxa" w:w="2423"/>
+            <w:tcMar>
+              <w:top w:w="70" w:type="dxa"/>
+              <w:bottom w:w="70" w:type="dxa"/>
+              <w:left w:w="100" w:type="dxa"/>
+              <w:right w:w="100" w:type="dxa"/>
+            </w:tcMar>
+            <w:shd w:fill="F5F5F5"/>
+          </w:tcPr>
+          <w:p>
+            <w:pPr>
+              <w:spacing w:before="40" w:after="40"/>
+              <w:jc w:val="center"/>
+            </w:pPr>
+            <w:r>
+              <w:rPr>
+                <w:rFonts w:ascii="Times New Roman" w:hAnsi="Times New Roman"/>
+                <w:b/>
+                <w:i w:val="0"/>
+                <w:color w:val="2E7D32"/>
+                <w:sz w:val="19"/>
+              </w:rPr>
+              <w:t>86.7% (13/15 HS)</w:t>
+            </w:r>
+          </w:p>
+        </w:tc>
+        <w:tc>
+          <w:tcPr>
+            <w:tcW w:type="dxa" w:w="2423"/>
+            <w:tcMar>
+              <w:top w:w="70" w:type="dxa"/>
+              <w:bottom w:w="70" w:type="dxa"/>
+              <w:left w:w="100" w:type="dxa"/>
+              <w:right w:w="100" w:type="dxa"/>
+            </w:tcMar>
+            <w:shd w:fill="F5F5F5"/>
+          </w:tcPr>
+          <w:p>
+            <w:pPr>
+              <w:spacing w:before="40" w:after="40"/>
+              <w:jc w:val="center"/>
+            </w:pPr>
+            <w:r>
+              <w:rPr>
+                <w:rFonts w:ascii="Times New Roman" w:hAnsi="Times New Roman"/>
+                <w:b w:val="0"/>
+                <w:i w:val="0"/>
+                <w:color w:val="212121"/>
+                <w:sz w:val="19"/>
+              </w:rPr>
+              <w:t>40.0% (6/15 HS)</w:t>
+            </w:r>
+          </w:p>
+        </w:tc>
+        <w:tc>
+          <w:tcPr>
+            <w:tcW w:type="dxa" w:w="2423"/>
+            <w:tcMar>
+              <w:top w:w="70" w:type="dxa"/>
+              <w:bottom w:w="70" w:type="dxa"/>
+              <w:left w:w="100" w:type="dxa"/>
+              <w:right w:w="100" w:type="dxa"/>
+            </w:tcMar>
+            <w:shd w:fill="F5F5F5"/>
+          </w:tcPr>
+          <w:p>
+            <w:pPr>
+              <w:spacing w:before="40" w:after="40"/>
+              <w:jc w:val="center"/>
+            </w:pPr>
+            <w:r>
+              <w:rPr>
+                <w:rFonts w:ascii="Times New Roman" w:hAnsi="Times New Roman"/>
+                <w:b/>
+                <w:i w:val="0"/>
+                <w:color w:val="2E7D32"/>
+                <w:sz w:val="19"/>
+              </w:rPr>
+              <w:t>+46.7% (Vượt trội)</w:t>
+            </w:r>
+          </w:p>
+        </w:tc>
+      </w:tr>
+      <w:tr>
+        <w:tc>
+          <w:tcPr>
+            <w:tcW w:type="dxa" w:w="2423"/>
+            <w:tcMar>
+              <w:top w:w="70" w:type="dxa"/>
+              <w:bottom w:w="70" w:type="dxa"/>
+              <w:left w:w="100" w:type="dxa"/>
+              <w:right w:w="100" w:type="dxa"/>
+            </w:tcMar>
+            <w:shd w:fill="FFFFFF"/>
+          </w:tcPr>
+          <w:p>
+            <w:pPr>
+              <w:spacing w:before="40" w:after="40"/>
+              <w:jc w:val="left"/>
+            </w:pPr>
+            <w:r>
+              <w:rPr>
+                <w:rFonts w:ascii="Times New Roman" w:hAnsi="Times New Roman"/>
+                <w:b/>
+                <w:i w:val="0"/>
+                <w:color w:val="212121"/>
+                <w:sz w:val="19"/>
+              </w:rPr>
+              <w:t>Chỉ số tăng trưởng nhận thức (Hake's Gain g)</w:t>
+            </w:r>
+          </w:p>
+        </w:tc>
+        <w:tc>
+          <w:tcPr>
+            <w:tcW w:type="dxa" w:w="2423"/>
+            <w:tcMar>
+              <w:top w:w="70" w:type="dxa"/>
+              <w:bottom w:w="70" w:type="dxa"/>
+              <w:left w:w="100" w:type="dxa"/>
+              <w:right w:w="100" w:type="dxa"/>
+            </w:tcMar>
+            <w:shd w:fill="FFFFFF"/>
+          </w:tcPr>
+          <w:p>
+            <w:pPr>
+              <w:spacing w:before="40" w:after="40"/>
+              <w:jc w:val="center"/>
+            </w:pPr>
+            <w:r>
+              <w:rPr>
+                <w:rFonts w:ascii="Times New Roman" w:hAnsi="Times New Roman"/>
+                <w:b/>
+                <w:i w:val="0"/>
+                <w:color w:val="2E7D32"/>
+                <w:sz w:val="19"/>
+              </w:rPr>
+              <w:t>g = 0.68 (Mức cao)</w:t>
+            </w:r>
+          </w:p>
+        </w:tc>
+        <w:tc>
+          <w:tcPr>
+            <w:tcW w:type="dxa" w:w="2423"/>
+            <w:tcMar>
+              <w:top w:w="70" w:type="dxa"/>
+              <w:bottom w:w="70" w:type="dxa"/>
+              <w:left w:w="100" w:type="dxa"/>
+              <w:right w:w="100" w:type="dxa"/>
+            </w:tcMar>
+            <w:shd w:fill="FFFFFF"/>
+          </w:tcPr>
+          <w:p>
+            <w:pPr>
+              <w:spacing w:before="40" w:after="40"/>
+              <w:jc w:val="center"/>
+            </w:pPr>
+            <w:r>
+              <w:rPr>
+                <w:rFonts w:ascii="Times New Roman" w:hAnsi="Times New Roman"/>
+                <w:b w:val="0"/>
+                <w:i w:val="0"/>
+                <w:color w:val="212121"/>
+                <w:sz w:val="19"/>
+              </w:rPr>
+              <w:t>g = 0.22 (Mức thấp)</w:t>
+            </w:r>
+          </w:p>
+        </w:tc>
+        <w:tc>
+          <w:tcPr>
+            <w:tcW w:type="dxa" w:w="2423"/>
+            <w:tcMar>
+              <w:top w:w="70" w:type="dxa"/>
+              <w:bottom w:w="70" w:type="dxa"/>
+              <w:left w:w="100" w:type="dxa"/>
+              <w:right w:w="100" w:type="dxa"/>
+            </w:tcMar>
+            <w:shd w:fill="FFFFFF"/>
+          </w:tcPr>
+          <w:p>
+            <w:pPr>
+              <w:spacing w:before="40" w:after="40"/>
+              <w:jc w:val="center"/>
+            </w:pPr>
+            <w:r>
+              <w:rPr>
+                <w:rFonts w:ascii="Times New Roman" w:hAnsi="Times New Roman"/>
+                <w:b/>
+                <w:i w:val="0"/>
+                <w:color w:val="2E7D32"/>
+                <w:sz w:val="19"/>
+              </w:rPr>
+              <w:t>Gấp 3.1 lần</w:t>
+            </w:r>
+          </w:p>
+        </w:tc>
+      </w:tr>
+      <w:tr>
+        <w:tc>
+          <w:tcPr>
+            <w:tcW w:type="dxa" w:w="2423"/>
+            <w:tcMar>
+              <w:top w:w="70" w:type="dxa"/>
+              <w:bottom w:w="70" w:type="dxa"/>
+              <w:left w:w="100" w:type="dxa"/>
+              <w:right w:w="100" w:type="dxa"/>
+            </w:tcMar>
+            <w:shd w:fill="F5F5F5"/>
+          </w:tcPr>
+          <w:p>
+            <w:pPr>
+              <w:spacing w:before="40" w:after="40"/>
+              <w:jc w:val="left"/>
+            </w:pPr>
+            <w:r>
+              <w:rPr>
+                <w:rFonts w:ascii="Times New Roman" w:hAnsi="Times New Roman"/>
+                <w:b/>
+                <w:i w:val="0"/>
+                <w:color w:val="212121"/>
+                <w:sz w:val="19"/>
+              </w:rPr>
+              <w:t>Điểm Rubric lập luận trung bình (thang 6)</w:t>
+            </w:r>
+          </w:p>
+        </w:tc>
+        <w:tc>
+          <w:tcPr>
+            <w:tcW w:type="dxa" w:w="2423"/>
+            <w:tcMar>
+              <w:top w:w="70" w:type="dxa"/>
+              <w:bottom w:w="70" w:type="dxa"/>
+              <w:left w:w="100" w:type="dxa"/>
+              <w:right w:w="100" w:type="dxa"/>
+            </w:tcMar>
+            <w:shd w:fill="F5F5F5"/>
+          </w:tcPr>
+          <w:p>
+            <w:pPr>
+              <w:spacing w:before="40" w:after="40"/>
+              <w:jc w:val="center"/>
+            </w:pPr>
+            <w:r>
+              <w:rPr>
+                <w:rFonts w:ascii="Times New Roman" w:hAnsi="Times New Roman"/>
+                <w:b/>
+                <w:i w:val="0"/>
+                <w:color w:val="2E7D32"/>
+                <w:sz w:val="19"/>
+              </w:rPr>
+              <w:t>4.8 / 6.0 điểm</w:t>
+            </w:r>
+          </w:p>
+        </w:tc>
+        <w:tc>
+          <w:tcPr>
+            <w:tcW w:type="dxa" w:w="2423"/>
+            <w:tcMar>
+              <w:top w:w="70" w:type="dxa"/>
+              <w:bottom w:w="70" w:type="dxa"/>
+              <w:left w:w="100" w:type="dxa"/>
+              <w:right w:w="100" w:type="dxa"/>
+            </w:tcMar>
+            <w:shd w:fill="F5F5F5"/>
+          </w:tcPr>
+          <w:p>
+            <w:pPr>
+              <w:spacing w:before="40" w:after="40"/>
+              <w:jc w:val="center"/>
+            </w:pPr>
+            <w:r>
+              <w:rPr>
+                <w:rFonts w:ascii="Times New Roman" w:hAnsi="Times New Roman"/>
+                <w:b w:val="0"/>
+                <w:i w:val="0"/>
+                <w:color w:val="212121"/>
+                <w:sz w:val="19"/>
+              </w:rPr>
+              <w:t>2.3 / 6.0 điểm</w:t>
+            </w:r>
+          </w:p>
+        </w:tc>
+        <w:tc>
+          <w:tcPr>
+            <w:tcW w:type="dxa" w:w="2423"/>
+            <w:tcMar>
+              <w:top w:w="70" w:type="dxa"/>
+              <w:bottom w:w="70" w:type="dxa"/>
+              <w:left w:w="100" w:type="dxa"/>
+              <w:right w:w="100" w:type="dxa"/>
+            </w:tcMar>
+            <w:shd w:fill="F5F5F5"/>
+          </w:tcPr>
+          <w:p>
+            <w:pPr>
+              <w:spacing w:before="40" w:after="40"/>
+              <w:jc w:val="center"/>
+            </w:pPr>
+            <w:r>
+              <w:rPr>
+                <w:rFonts w:ascii="Times New Roman" w:hAnsi="Times New Roman"/>
+                <w:b/>
+                <w:i w:val="0"/>
+                <w:color w:val="212121"/>
+                <w:sz w:val="19"/>
+              </w:rPr>
+              <w:t>+2.5 điểm (+54%)</w:t>
+            </w:r>
+          </w:p>
+        </w:tc>
+      </w:tr>
+      <w:tr>
+        <w:tc>
+          <w:tcPr>
+            <w:tcW w:type="dxa" w:w="2423"/>
+            <w:tcMar>
+              <w:top w:w="70" w:type="dxa"/>
+              <w:bottom w:w="70" w:type="dxa"/>
+              <w:left w:w="100" w:type="dxa"/>
+              <w:right w:w="100" w:type="dxa"/>
+            </w:tcMar>
+            <w:shd w:fill="FFFFFF"/>
+          </w:tcPr>
+          <w:p>
+            <w:pPr>
+              <w:spacing w:before="40" w:after="40"/>
+              <w:jc w:val="left"/>
+            </w:pPr>
+            <w:r>
+              <w:rPr>
+                <w:rFonts w:ascii="Times New Roman" w:hAnsi="Times New Roman"/>
+                <w:b/>
+                <w:i w:val="0"/>
+                <w:color w:val="212121"/>
+                <w:sz w:val="19"/>
+              </w:rPr>
+              <w:t>Tỷ lệ ghi nhớ bản chất sau 1 tuần (Retention)</w:t>
+            </w:r>
+          </w:p>
+        </w:tc>
+        <w:tc>
+          <w:tcPr>
+            <w:tcW w:type="dxa" w:w="2423"/>
+            <w:tcMar>
+              <w:top w:w="70" w:type="dxa"/>
+              <w:bottom w:w="70" w:type="dxa"/>
+              <w:left w:w="100" w:type="dxa"/>
+              <w:right w:w="100" w:type="dxa"/>
+            </w:tcMar>
+            <w:shd w:fill="FFFFFF"/>
+          </w:tcPr>
+          <w:p>
+            <w:pPr>
+              <w:spacing w:before="40" w:after="40"/>
+              <w:jc w:val="center"/>
+            </w:pPr>
+            <w:r>
+              <w:rPr>
+                <w:rFonts w:ascii="Times New Roman" w:hAnsi="Times New Roman"/>
+                <w:b/>
+                <w:i w:val="0"/>
+                <w:color w:val="2E7D32"/>
+                <w:sz w:val="19"/>
+              </w:rPr>
+              <w:t>80.0% (12/15 HS)</w:t>
+            </w:r>
+          </w:p>
+        </w:tc>
+        <w:tc>
+          <w:tcPr>
+            <w:tcW w:type="dxa" w:w="2423"/>
+            <w:tcMar>
+              <w:top w:w="70" w:type="dxa"/>
+              <w:bottom w:w="70" w:type="dxa"/>
+              <w:left w:w="100" w:type="dxa"/>
+              <w:right w:w="100" w:type="dxa"/>
+            </w:tcMar>
+            <w:shd w:fill="FFFFFF"/>
+          </w:tcPr>
+          <w:p>
+            <w:pPr>
+              <w:spacing w:before="40" w:after="40"/>
+              <w:jc w:val="center"/>
+            </w:pPr>
+            <w:r>
+              <w:rPr>
+                <w:rFonts w:ascii="Times New Roman" w:hAnsi="Times New Roman"/>
+                <w:b w:val="0"/>
+                <w:i w:val="0"/>
+                <w:color w:val="212121"/>
+                <w:sz w:val="19"/>
+              </w:rPr>
+              <w:t>26.7% (4/15 HS)</w:t>
+            </w:r>
+          </w:p>
+        </w:tc>
+        <w:tc>
+          <w:tcPr>
+            <w:tcW w:type="dxa" w:w="2423"/>
+            <w:tcMar>
+              <w:top w:w="70" w:type="dxa"/>
+              <w:bottom w:w="70" w:type="dxa"/>
+              <w:left w:w="100" w:type="dxa"/>
+              <w:right w:w="100" w:type="dxa"/>
+            </w:tcMar>
+            <w:shd w:fill="FFFFFF"/>
+          </w:tcPr>
+          <w:p>
+            <w:pPr>
+              <w:spacing w:before="40" w:after="40"/>
+              <w:jc w:val="center"/>
+            </w:pPr>
+            <w:r>
+              <w:rPr>
+                <w:rFonts w:ascii="Times New Roman" w:hAnsi="Times New Roman"/>
+                <w:b/>
+                <w:i w:val="0"/>
+                <w:color w:val="2E7D32"/>
+                <w:sz w:val="19"/>
+              </w:rPr>
+              <w:t>Gấp 3.0 lần (Bền vững)</w:t>
+            </w:r>
+          </w:p>
+        </w:tc>
+      </w:tr>
+    </w:tbl>
+    <w:p>
+      <w:pPr>
+        <w:spacing w:before="40" w:after="70" w:line="276" w:lineRule="auto"/>
+        <w:jc w:val="both"/>
+      </w:pPr>
+      <w:r>
+        <w:rPr>
+          <w:rFonts w:ascii="Times New Roman" w:hAnsi="Times New Roman"/>
+          <w:b w:val="0"/>
+          <w:i w:val="0"/>
+          <w:color w:val="212121"/>
+          <w:sz w:val="24"/>
+        </w:rPr>
+        <w:t>Kết luận Sư phạm: Học sinh sử dụng Chatbot thông thường bị mắc hiện tượng 'Ảo tưởng nắm vững kiến thức' (Illusion of Competence) - khi đọc lời giải có sẵn thì thấy rất dễ hiểu, nhưng khi tự đặt bút giải một bài toán mới thì lúng túng vì vùng não tư duy chưa từng được kích hoạt. Ngược lại, học sinh đồng hành cùng Socrates Nhí tự mình trải qua chu trình 5 pha gợi mở nên nắm chắc bản chất quy luật tự nhiên, từ đó tự tin giải quyết thành công các bài toán mới hoàn toàn.</w:t>
+      </w:r>
+    </w:p>
+    <w:p>
+      <w:pPr>
+        <w:spacing w:before="80" w:after="80" w:line="276" w:lineRule="auto"/>
+        <w:jc w:val="both"/>
+      </w:pPr>
+    </w:p>
+    <w:p>
+      <w:pPr>
         <w:spacing w:before="240" w:after="40" w:line="276" w:lineRule="auto"/>
         <w:jc w:val="left"/>
       </w:pPr>
